--- a/Program_Documentation.docx
+++ b/Program_Documentation.docx
@@ -201,6 +201,39 @@
           <w:szCs w:val="32"/>
         </w:rPr>
       </w:pPr>
+      <w:r>
+        <w:rPr>
+          <w:rFonts w:ascii="Times New Roman" w:hAnsi="Times New Roman" w:cs="Times New Roman"/>
+          <w:b/>
+          <w:bCs/>
+          <w:color w:val="1F497D" w:themeColor="text2"/>
+          <w:sz w:val="32"/>
+          <w:szCs w:val="32"/>
+        </w:rPr>
+        <w:t>ALLAN KIPKOGEI</w:t>
+      </w:r>
+      <w:r>
+        <w:rPr>
+          <w:rFonts w:ascii="Times New Roman" w:hAnsi="Times New Roman" w:cs="Times New Roman"/>
+          <w:b/>
+          <w:bCs/>
+          <w:color w:val="1F497D" w:themeColor="text2"/>
+          <w:sz w:val="32"/>
+          <w:szCs w:val="32"/>
+        </w:rPr>
+        <w:t xml:space="preserve"> – </w:t>
+      </w:r>
+      <w:r>
+        <w:rPr>
+          <w:rFonts w:ascii="Times New Roman" w:hAnsi="Times New Roman" w:cs="Times New Roman"/>
+          <w:b/>
+          <w:bCs/>
+          <w:color w:val="1F497D" w:themeColor="text2"/>
+          <w:sz w:val="32"/>
+          <w:szCs w:val="32"/>
+        </w:rPr>
+        <w:t>PA106/G/22980/24</w:t>
+      </w:r>
       <w:r>
         <w:rPr>
           <w:rFonts w:ascii="Times New Roman" w:hAnsi="Times New Roman" w:cs="Times New Roman"/>
@@ -488,7 +521,35 @@
         <w:rPr>
           <w:rFonts w:ascii="Times New Roman" w:hAnsi="Times New Roman" w:cs="Times New Roman"/>
         </w:rPr>
-        <w:t>The core logic of the number system conversion is implemented in JavaScript. Functions are created to convert input values to the desired number system using built-in JavaScript methods such as parseInt() and toString(). The UI updates dynamically as the user enters numbers, displaying the converted values instantly.</w:t>
+        <w:t xml:space="preserve">The core logic of the number system conversion is implemented in JavaScript. Functions are created to convert input values to the desired number system using built-in JavaScript methods such as </w:t>
+      </w:r>
+      <w:proofErr w:type="gramStart"/>
+      <w:r>
+        <w:rPr>
+          <w:rFonts w:ascii="Times New Roman" w:hAnsi="Times New Roman" w:cs="Times New Roman"/>
+        </w:rPr>
+        <w:t>parseInt(</w:t>
+      </w:r>
+      <w:proofErr w:type="gramEnd"/>
+      <w:r>
+        <w:rPr>
+          <w:rFonts w:ascii="Times New Roman" w:hAnsi="Times New Roman" w:cs="Times New Roman"/>
+        </w:rPr>
+        <w:t xml:space="preserve">) and </w:t>
+      </w:r>
+      <w:proofErr w:type="gramStart"/>
+      <w:r>
+        <w:rPr>
+          <w:rFonts w:ascii="Times New Roman" w:hAnsi="Times New Roman" w:cs="Times New Roman"/>
+        </w:rPr>
+        <w:t>toString(</w:t>
+      </w:r>
+      <w:proofErr w:type="gramEnd"/>
+      <w:r>
+        <w:rPr>
+          <w:rFonts w:ascii="Times New Roman" w:hAnsi="Times New Roman" w:cs="Times New Roman"/>
+        </w:rPr>
+        <w:t>). The UI updates dynamically as the user enters numbers, displaying the converted values instantly.</w:t>
       </w:r>
     </w:p>
     <w:p>
